--- a/files/cv_aug23.docx
+++ b/files/cv_aug23.docx
@@ -84,6 +84,43 @@
           <w:t>ssadhuka@mit.edu</w:t>
         </w:r>
       </w:hyperlink>
+      <w:r>
+        <w:rPr>
+          <w:rStyle w:val="Hyperlink"/>
+          <w:rFonts w:ascii="Times New Roman" w:eastAsia="Calibri" w:hAnsi="Times New Roman" w:cs="Times New Roman"/>
+          <w:sz w:val="24"/>
+          <w:szCs w:val="24"/>
+          <w:u w:val="none"/>
+        </w:rPr>
+        <w:t xml:space="preserve"> </w:t>
+      </w:r>
+      <w:r>
+        <w:rPr>
+          <w:rFonts w:ascii="Times New Roman" w:eastAsia="Calibri" w:hAnsi="Times New Roman" w:cs="Times New Roman"/>
+          <w:sz w:val="24"/>
+          <w:szCs w:val="24"/>
+        </w:rPr>
+        <w:t>•</w:t>
+      </w:r>
+      <w:r>
+        <w:rPr>
+          <w:rFonts w:ascii="Times New Roman" w:eastAsia="Calibri" w:hAnsi="Times New Roman" w:cs="Times New Roman"/>
+          <w:sz w:val="24"/>
+          <w:szCs w:val="24"/>
+        </w:rPr>
+        <w:t xml:space="preserve"> </w:t>
+      </w:r>
+      <w:hyperlink r:id="rId8" w:history="1">
+        <w:r>
+          <w:rPr>
+            <w:rStyle w:val="Hyperlink"/>
+            <w:rFonts w:ascii="Times New Roman" w:eastAsia="Calibri" w:hAnsi="Times New Roman" w:cs="Times New Roman"/>
+            <w:sz w:val="24"/>
+            <w:szCs w:val="24"/>
+          </w:rPr>
+          <w:t>shuvom-s.github.io</w:t>
+        </w:r>
+      </w:hyperlink>
     </w:p>
     <w:p>
       <w:pPr>
@@ -279,6 +316,27 @@
         <w:spacing w:after="0" w:line="240" w:lineRule="auto"/>
         <w:rPr>
           <w:rFonts w:ascii="Times New Roman" w:hAnsi="Times New Roman" w:cs="Times New Roman"/>
+          <w:sz w:val="24"/>
+          <w:szCs w:val="24"/>
+        </w:rPr>
+      </w:pPr>
+      <w:r>
+        <w:rPr>
+          <w:rFonts w:ascii="Times New Roman" w:hAnsi="Times New Roman" w:cs="Times New Roman"/>
+          <w:sz w:val="24"/>
+          <w:szCs w:val="24"/>
+        </w:rPr>
+        <w:t>Advisor: Bonnie Berger</w:t>
+      </w:r>
+    </w:p>
+    <w:p>
+      <w:pPr>
+        <w:autoSpaceDE w:val="0"/>
+        <w:autoSpaceDN w:val="0"/>
+        <w:adjustRightInd w:val="0"/>
+        <w:spacing w:after="0" w:line="240" w:lineRule="auto"/>
+        <w:rPr>
+          <w:rFonts w:ascii="Times New Roman" w:hAnsi="Times New Roman" w:cs="Times New Roman"/>
           <w:i/>
           <w:iCs/>
           <w:sz w:val="24"/>
@@ -288,10 +346,20 @@
       <w:r>
         <w:rPr>
           <w:rFonts w:ascii="Times New Roman" w:hAnsi="Times New Roman" w:cs="Times New Roman"/>
-          <w:sz w:val="24"/>
-          <w:szCs w:val="24"/>
-        </w:rPr>
-        <w:t>Advisors: Bonnie Berger</w:t>
+          <w:b/>
+          <w:bCs/>
+          <w:sz w:val="24"/>
+          <w:szCs w:val="24"/>
+        </w:rPr>
+        <w:t>Research Interests</w:t>
+      </w:r>
+      <w:r>
+        <w:rPr>
+          <w:rFonts w:ascii="Times New Roman" w:hAnsi="Times New Roman" w:cs="Times New Roman"/>
+          <w:sz w:val="24"/>
+          <w:szCs w:val="24"/>
+        </w:rPr>
+        <w:t>: Responsible AI, Privacy, Applications to Biomedicine</w:t>
       </w:r>
     </w:p>
     <w:p>
@@ -396,7 +464,7 @@
           <w:sz w:val="24"/>
           <w:szCs w:val="24"/>
         </w:rPr>
-        <w:t>September 2023 (expected)</w:t>
+        <w:t>September 2023</w:t>
       </w:r>
       <w:r>
         <w:rPr>
@@ -426,27 +494,6 @@
           <w:szCs w:val="24"/>
         </w:rPr>
         <w:t>Concentration: AI</w:t>
-      </w:r>
-    </w:p>
-    <w:p>
-      <w:pPr>
-        <w:autoSpaceDE w:val="0"/>
-        <w:autoSpaceDN w:val="0"/>
-        <w:adjustRightInd w:val="0"/>
-        <w:spacing w:after="0" w:line="240" w:lineRule="auto"/>
-        <w:rPr>
-          <w:rFonts w:ascii="Times New Roman" w:hAnsi="Times New Roman" w:cs="Times New Roman"/>
-          <w:sz w:val="24"/>
-          <w:szCs w:val="24"/>
-        </w:rPr>
-      </w:pPr>
-      <w:r>
-        <w:rPr>
-          <w:rFonts w:ascii="Times New Roman" w:hAnsi="Times New Roman" w:cs="Times New Roman"/>
-          <w:sz w:val="24"/>
-          <w:szCs w:val="24"/>
-        </w:rPr>
-        <w:t>Selected Coursework: Cryptography, Computer Vision</w:t>
       </w:r>
     </w:p>
     <w:p>
@@ -586,7 +633,7 @@
           <w:sz w:val="24"/>
           <w:szCs w:val="24"/>
         </w:rPr>
-        <w:t>Selected Coursework: Statistical Inference, Operating Systems, Systems Security, Data Structures and Algorithms</w:t>
+        <w:t>Selected Coursework: Statistical Inference, Systems Security, Data Structures and Algorithms</w:t>
       </w:r>
     </w:p>
     <w:p>
@@ -921,7 +968,27 @@
           <w:sz w:val="24"/>
           <w:szCs w:val="24"/>
         </w:rPr>
-        <w:t>. Physical Review Letters 2022 (selected as cover article)</w:t>
+        <w:t xml:space="preserve">. </w:t>
+      </w:r>
+      <w:r>
+        <w:rPr>
+          <w:rFonts w:ascii="Times New Roman" w:hAnsi="Times New Roman" w:cs="Times New Roman"/>
+          <w:bCs/>
+          <w:i/>
+          <w:iCs/>
+          <w:sz w:val="24"/>
+          <w:szCs w:val="24"/>
+        </w:rPr>
+        <w:t xml:space="preserve">Physical Review Letters </w:t>
+      </w:r>
+      <w:r>
+        <w:rPr>
+          <w:rFonts w:ascii="Times New Roman" w:hAnsi="Times New Roman" w:cs="Times New Roman"/>
+          <w:bCs/>
+          <w:sz w:val="24"/>
+          <w:szCs w:val="24"/>
+        </w:rPr>
+        <w:t>2022 (selected as cover article)</w:t>
       </w:r>
     </w:p>
     <w:p>
@@ -953,7 +1020,7 @@
         </w:rPr>
         <w:t xml:space="preserve">Press: </w:t>
       </w:r>
-      <w:hyperlink r:id="rId8" w:history="1">
+      <w:hyperlink r:id="rId9" w:history="1">
         <w:r>
           <w:rPr>
             <w:rStyle w:val="Hyperlink"/>
@@ -978,7 +1045,7 @@
         </w:rPr>
         <w:t xml:space="preserve">, </w:t>
       </w:r>
-      <w:hyperlink r:id="rId9" w:history="1">
+      <w:hyperlink r:id="rId10" w:history="1">
         <w:r>
           <w:rPr>
             <w:rStyle w:val="Hyperlink"/>
@@ -1003,7 +1070,7 @@
         </w:rPr>
         <w:t xml:space="preserve">, </w:t>
       </w:r>
-      <w:hyperlink r:id="rId10" w:history="1">
+      <w:hyperlink r:id="rId11" w:history="1">
         <w:r>
           <w:rPr>
             <w:rStyle w:val="Hyperlink"/>
@@ -1028,7 +1095,7 @@
         </w:rPr>
         <w:t xml:space="preserve">, </w:t>
       </w:r>
-      <w:hyperlink r:id="rId11" w:history="1">
+      <w:hyperlink r:id="rId12" w:history="1">
         <w:proofErr w:type="spellStart"/>
         <w:r>
           <w:rPr>
@@ -1389,7 +1456,7 @@
           <w:szCs w:val="24"/>
         </w:rPr>
       </w:pPr>
-      <w:hyperlink r:id="rId12" w:history="1">
+      <w:hyperlink r:id="rId13" w:history="1">
         <w:r>
           <w:rPr>
             <w:rStyle w:val="Hyperlink"/>
@@ -1470,16 +1537,7 @@
           <w:sz w:val="24"/>
           <w:szCs w:val="24"/>
         </w:rPr>
-        <w:t>America</w:t>
-      </w:r>
-      <w:r>
-        <w:rPr>
-          <w:rFonts w:ascii="Times New Roman" w:hAnsi="Times New Roman" w:cs="Times New Roman"/>
-          <w:i/>
-          <w:sz w:val="24"/>
-          <w:szCs w:val="24"/>
-        </w:rPr>
-        <w:t>n Society of Human Genetics Annual Meeting</w:t>
+        <w:t>American Society of Human Genetics Annual Meeting</w:t>
       </w:r>
       <w:r>
         <w:rPr>
@@ -1498,16 +1556,7 @@
           <w:szCs w:val="24"/>
         </w:rPr>
         <w:tab/>
-        <w:t>202</w:t>
-      </w:r>
-      <w:r>
-        <w:rPr>
-          <w:rFonts w:ascii="Times New Roman" w:hAnsi="Times New Roman" w:cs="Times New Roman"/>
-          <w:iCs/>
-          <w:sz w:val="24"/>
-          <w:szCs w:val="24"/>
-        </w:rPr>
-        <w:t>0</w:t>
+        <w:t>2020</w:t>
       </w:r>
     </w:p>
     <w:p>
@@ -1578,7 +1627,6 @@
           <w:sz w:val="24"/>
           <w:szCs w:val="24"/>
         </w:rPr>
-        <w:lastRenderedPageBreak/>
         <w:t xml:space="preserve">MIT </w:t>
       </w:r>
       <w:proofErr w:type="spellStart"/>
@@ -1664,7 +1712,8 @@
           <w:sz w:val="24"/>
           <w:szCs w:val="24"/>
         </w:rPr>
-        <w:t>Honorable mention and small monetary prize for essay on genomic privacy written for MIT-wide Envisioning the Future of Computing Essay Prize.</w:t>
+        <w:lastRenderedPageBreak/>
+        <w:t>Honorable mention and small monetary prize for essay on ge</w:t>
       </w:r>
       <w:r>
         <w:rPr>
@@ -1674,9 +1723,29 @@
           <w:sz w:val="24"/>
           <w:szCs w:val="24"/>
         </w:rPr>
+        <w:t>netic</w:t>
+      </w:r>
+      <w:r>
+        <w:rPr>
+          <w:rFonts w:ascii="Times New Roman" w:hAnsi="Times New Roman" w:cs="Times New Roman"/>
+          <w:i/>
+          <w:iCs/>
+          <w:sz w:val="24"/>
+          <w:szCs w:val="24"/>
+        </w:rPr>
+        <w:t xml:space="preserve"> privacy written for MIT-wide Envisioning the Future of Computing Essay Prize.</w:t>
+      </w:r>
+      <w:r>
+        <w:rPr>
+          <w:rFonts w:ascii="Times New Roman" w:hAnsi="Times New Roman" w:cs="Times New Roman"/>
+          <w:i/>
+          <w:iCs/>
+          <w:sz w:val="24"/>
+          <w:szCs w:val="24"/>
+        </w:rPr>
         <w:t xml:space="preserve"> Essay available </w:t>
       </w:r>
-      <w:hyperlink r:id="rId13" w:history="1">
+      <w:hyperlink r:id="rId14" w:history="1">
         <w:r>
           <w:rPr>
             <w:rStyle w:val="Hyperlink"/>
@@ -1773,15 +1842,7 @@
           <w:sz w:val="24"/>
           <w:szCs w:val="24"/>
         </w:rPr>
-        <w:t>National Science Foundation Graduate Research</w:t>
-      </w:r>
-      <w:r>
-        <w:rPr>
-          <w:rFonts w:ascii="Times New Roman" w:hAnsi="Times New Roman" w:cs="Times New Roman"/>
-          <w:sz w:val="24"/>
-          <w:szCs w:val="24"/>
-        </w:rPr>
-        <w:t xml:space="preserve"> Fellowship</w:t>
+        <w:t>National Science Foundation Graduate Research Fellowship</w:t>
       </w:r>
       <w:r>
         <w:rPr>
@@ -1807,16 +1868,7 @@
           <w:sz w:val="24"/>
           <w:szCs w:val="24"/>
         </w:rPr>
-        <w:t>2</w:t>
-      </w:r>
-      <w:r>
-        <w:rPr>
-          <w:rFonts w:ascii="Times New Roman" w:hAnsi="Times New Roman" w:cs="Times New Roman"/>
-          <w:iCs/>
-          <w:sz w:val="24"/>
-          <w:szCs w:val="24"/>
-        </w:rPr>
-        <w:t>2</w:t>
+        <w:t>22</w:t>
       </w:r>
     </w:p>
     <w:p>
@@ -1841,15 +1893,7 @@
           <w:sz w:val="24"/>
           <w:szCs w:val="24"/>
         </w:rPr>
-        <w:t>Hertz Foundation</w:t>
-      </w:r>
-      <w:r>
-        <w:rPr>
-          <w:rFonts w:ascii="Times New Roman" w:hAnsi="Times New Roman" w:cs="Times New Roman"/>
-          <w:sz w:val="24"/>
-          <w:szCs w:val="24"/>
-        </w:rPr>
-        <w:t xml:space="preserve"> Fellowship</w:t>
+        <w:t>Hertz Foundation Fellowship</w:t>
       </w:r>
       <w:r>
         <w:rPr>
@@ -1939,7 +1983,7 @@
         </w:rPr>
         <w:t xml:space="preserve">Press: </w:t>
       </w:r>
-      <w:hyperlink r:id="rId14" w:history="1">
+      <w:hyperlink r:id="rId15" w:history="1">
         <w:r>
           <w:rPr>
             <w:rStyle w:val="Hyperlink"/>
@@ -1960,7 +2004,7 @@
         </w:rPr>
         <w:t xml:space="preserve">, </w:t>
       </w:r>
-      <w:hyperlink r:id="rId15" w:history="1">
+      <w:hyperlink r:id="rId16" w:history="1">
         <w:r>
           <w:rPr>
             <w:rStyle w:val="Hyperlink"/>
@@ -2046,23 +2090,7 @@
           <w:sz w:val="24"/>
           <w:szCs w:val="24"/>
         </w:rPr>
-        <w:t>Davidson Fellows</w:t>
-      </w:r>
-      <w:r>
-        <w:rPr>
-          <w:rFonts w:ascii="Times New Roman" w:hAnsi="Times New Roman" w:cs="Times New Roman"/>
-          <w:sz w:val="24"/>
-          <w:szCs w:val="24"/>
-        </w:rPr>
-        <w:t xml:space="preserve">, </w:t>
-      </w:r>
-      <w:r>
-        <w:rPr>
-          <w:rFonts w:ascii="Times New Roman" w:hAnsi="Times New Roman" w:cs="Times New Roman"/>
-          <w:sz w:val="24"/>
-          <w:szCs w:val="24"/>
-        </w:rPr>
-        <w:t>Honorable Mention</w:t>
+        <w:t>Davidson Fellows, Honorable Mention</w:t>
       </w:r>
       <w:r>
         <w:rPr>
@@ -2995,7 +3023,7 @@
           <w:szCs w:val="24"/>
         </w:rPr>
       </w:pPr>
-      <w:hyperlink r:id="rId16" w:history="1">
+      <w:hyperlink r:id="rId17" w:history="1">
         <w:r>
           <w:rPr>
             <w:rStyle w:val="Hyperlink"/>
@@ -3153,15 +3181,7 @@
           <w:szCs w:val="24"/>
         </w:rPr>
         <w:tab/>
-        <w:t>20</w:t>
-      </w:r>
-      <w:r>
-        <w:rPr>
-          <w:rFonts w:ascii="Times New Roman" w:hAnsi="Times New Roman" w:cs="Times New Roman"/>
-          <w:sz w:val="24"/>
-          <w:szCs w:val="24"/>
-        </w:rPr>
-        <w:t>20-2022</w:t>
+        <w:t>2020-2022</w:t>
       </w:r>
       <w:r>
         <w:rPr>
@@ -3276,7 +3296,6 @@
           <w:sz w:val="24"/>
           <w:szCs w:val="24"/>
         </w:rPr>
-        <w:lastRenderedPageBreak/>
         <w:t>Software Intern, Machine Translation Division</w:t>
       </w:r>
       <w:r>
@@ -3295,50 +3314,6 @@
         </w:rPr>
         <w:t>2020</w:t>
       </w:r>
-    </w:p>
-    <w:p>
-      <w:pPr>
-        <w:tabs>
-          <w:tab w:val="right" w:pos="9360"/>
-        </w:tabs>
-        <w:autoSpaceDE w:val="0"/>
-        <w:autoSpaceDN w:val="0"/>
-        <w:adjustRightInd w:val="0"/>
-        <w:spacing w:after="0" w:line="240" w:lineRule="auto"/>
-        <w:rPr>
-          <w:rFonts w:ascii="Times New Roman" w:hAnsi="Times New Roman" w:cs="Times New Roman"/>
-          <w:sz w:val="24"/>
-          <w:szCs w:val="24"/>
-        </w:rPr>
-      </w:pPr>
-    </w:p>
-    <w:p>
-      <w:pPr>
-        <w:autoSpaceDE w:val="0"/>
-        <w:autoSpaceDN w:val="0"/>
-        <w:adjustRightInd w:val="0"/>
-        <w:spacing w:after="0" w:line="240" w:lineRule="auto"/>
-        <w:rPr>
-          <w:rFonts w:ascii="Times New Roman" w:hAnsi="Times New Roman" w:cs="Times New Roman"/>
-          <w:b/>
-          <w:sz w:val="24"/>
-          <w:szCs w:val="24"/>
-        </w:rPr>
-      </w:pPr>
-    </w:p>
-    <w:p>
-      <w:pPr>
-        <w:autoSpaceDE w:val="0"/>
-        <w:autoSpaceDN w:val="0"/>
-        <w:adjustRightInd w:val="0"/>
-        <w:spacing w:after="0" w:line="240" w:lineRule="auto"/>
-        <w:rPr>
-          <w:rFonts w:ascii="Times New Roman" w:hAnsi="Times New Roman" w:cs="Times New Roman"/>
-          <w:b/>
-          <w:sz w:val="24"/>
-          <w:szCs w:val="24"/>
-        </w:rPr>
-      </w:pPr>
     </w:p>
     <w:p>
       <w:pPr>
@@ -3469,7 +3444,7 @@
           <w:szCs w:val="24"/>
         </w:rPr>
       </w:pPr>
-      <w:hyperlink r:id="rId17" w:history="1">
+      <w:hyperlink r:id="rId18" w:history="1">
         <w:r>
           <w:rPr>
             <w:rStyle w:val="Hyperlink"/>
@@ -3579,7 +3554,7 @@
           <w:szCs w:val="24"/>
         </w:rPr>
       </w:pPr>
-      <w:hyperlink r:id="rId18" w:history="1">
+      <w:hyperlink r:id="rId19" w:history="1">
         <w:r>
           <w:rPr>
             <w:rStyle w:val="Hyperlink"/>
@@ -3679,7 +3654,7 @@
           <w:szCs w:val="24"/>
         </w:rPr>
       </w:pPr>
-      <w:hyperlink r:id="rId19" w:history="1">
+      <w:hyperlink r:id="rId20" w:history="1">
         <w:r>
           <w:rPr>
             <w:rStyle w:val="Hyperlink"/>
@@ -3718,7 +3693,7 @@
       </w:pPr>
     </w:p>
     <w:sectPr>
-      <w:footerReference w:type="default" r:id="rId20"/>
+      <w:footerReference w:type="default" r:id="rId21"/>
       <w:pgSz w:w="12240" w:h="15840"/>
       <w:pgMar w:top="1440" w:right="1440" w:bottom="1440" w:left="1440" w:header="720" w:footer="720" w:gutter="0"/>
       <w:cols w:space="720"/>
